--- a/人工智能徐佳伟3232707236实验四/实验四 Echarts使用.docx
+++ b/人工智能徐佳伟3232707236实验四/实验四 Echarts使用.docx
@@ -230,8 +230,6 @@
         </w:rPr>
         <w:t>2026.6.20</w:t>
       </w:r>
-      <w:bookmarkStart w:id="10" w:name="_GoBack"/>
-      <w:bookmarkEnd w:id="10"/>
       <w:r>
         <w:rPr>
           <w:rFonts w:hint="eastAsia" w:eastAsia="黑体"/>
@@ -1394,7 +1392,7 @@
         <w:drawing>
           <wp:inline distT="0" distB="0" distL="114300" distR="114300">
             <wp:extent cx="5272405" cy="2271395"/>
-            <wp:effectExtent l="0" t="0" r="10795" b="14605"/>
+            <wp:effectExtent l="0" t="0" r="10795" b="1905"/>
             <wp:docPr id="12" name="图片 8"/>
             <wp:cNvGraphicFramePr>
               <a:graphicFrameLocks xmlns:a="http://schemas.openxmlformats.org/drawingml/2006/main" noChangeAspect="1"/>
@@ -1468,18 +1466,26 @@
     </w:p>
     <w:p>
       <w:pPr>
-        <w:pStyle w:val="4"/>
+        <w:pStyle w:val="6"/>
         <w:numPr>
           <w:ilvl w:val="0"/>
           <w:numId w:val="5"/>
         </w:numPr>
         <w:ind w:firstLineChars="0"/>
-      </w:pPr>
+        <w:rPr>
+          <w:b/>
+          <w:bCs/>
+        </w:rPr>
+      </w:pPr>
+      <w:bookmarkStart w:id="10" w:name="_GoBack"/>
+      <w:bookmarkEnd w:id="10"/>
       <w:bookmarkStart w:id="6" w:name="_Toc156747650"/>
       <w:bookmarkStart w:id="7" w:name="_Toc156747978"/>
       <w:r>
         <w:rPr>
           <w:rFonts w:hint="eastAsia"/>
+          <w:b/>
+          <w:bCs/>
           <w:lang w:val="en-US" w:eastAsia="zh-CN"/>
         </w:rPr>
         <w:t>使用Echarts开发图表步骤分几步</w:t>
@@ -1487,6 +1493,8 @@
       <w:r>
         <w:rPr>
           <w:rFonts w:hint="eastAsia"/>
+          <w:b/>
+          <w:bCs/>
         </w:rPr>
         <w:t>？</w:t>
       </w:r>
@@ -1495,19 +1503,610 @@
     </w:p>
     <w:p>
       <w:pPr>
-        <w:pStyle w:val="4"/>
+        <w:keepNext w:val="0"/>
+        <w:keepLines w:val="0"/>
+        <w:widowControl/>
+        <w:suppressLineNumbers w:val="0"/>
+        <w:pBdr>
+          <w:top w:val="none" w:color="auto" w:sz="0" w:space="0"/>
+          <w:left w:val="none" w:color="auto" w:sz="0" w:space="0"/>
+          <w:bottom w:val="none" w:color="auto" w:sz="0" w:space="0"/>
+          <w:right w:val="none" w:color="auto" w:sz="0" w:space="0"/>
+        </w:pBdr>
+        <w:spacing w:before="0" w:beforeAutospacing="0" w:after="0" w:afterAutospacing="0" w:line="240" w:lineRule="atLeast"/>
+        <w:ind w:left="0" w:right="0"/>
+        <w:rPr>
+          <w:rFonts w:eastAsia="宋体"/>
+          <w:color w:val="0000FF"/>
+          <w:sz w:val="18"/>
+          <w:szCs w:val="18"/>
+        </w:rPr>
+      </w:pPr>
+      <w:r>
+        <w:rPr>
+          <w:rFonts w:hint="eastAsia" w:eastAsia="宋体"/>
+          <w:color w:val="0000FF"/>
+          <w:sz w:val="18"/>
+          <w:szCs w:val="18"/>
+          <w:lang w:val="en-US" w:eastAsia="zh-CN"/>
+        </w:rPr>
+        <w:t>1.</w:t>
+      </w:r>
+      <w:r>
+        <w:rPr>
+          <w:rFonts w:eastAsia="宋体"/>
+          <w:color w:val="0000FF"/>
+          <w:sz w:val="18"/>
+          <w:szCs w:val="18"/>
+        </w:rPr>
+        <w:t>引入 ECharts 库文件 通过 CDN 在线引入 echarts.min.js，或本地下载 js 文件引入到 HTML 页面。</w:t>
+      </w:r>
+    </w:p>
+    <w:p>
+      <w:pPr>
+        <w:keepNext w:val="0"/>
+        <w:keepLines w:val="0"/>
+        <w:widowControl/>
+        <w:suppressLineNumbers w:val="0"/>
+        <w:pBdr>
+          <w:top w:val="none" w:color="auto" w:sz="0" w:space="0"/>
+          <w:left w:val="none" w:color="auto" w:sz="0" w:space="0"/>
+          <w:bottom w:val="none" w:color="auto" w:sz="0" w:space="0"/>
+          <w:right w:val="none" w:color="auto" w:sz="0" w:space="0"/>
+        </w:pBdr>
+        <w:spacing w:before="0" w:beforeAutospacing="0" w:after="0" w:afterAutospacing="0" w:line="240" w:lineRule="atLeast"/>
+        <w:ind w:left="0" w:right="0"/>
+        <w:rPr>
+          <w:rFonts w:eastAsia="宋体"/>
+          <w:color w:val="0000FF"/>
+          <w:sz w:val="18"/>
+          <w:szCs w:val="18"/>
+        </w:rPr>
+      </w:pPr>
+      <w:r>
+        <w:rPr>
+          <w:rFonts w:hint="eastAsia" w:eastAsia="宋体"/>
+          <w:color w:val="0000FF"/>
+          <w:sz w:val="18"/>
+          <w:szCs w:val="18"/>
+          <w:lang w:val="en-US" w:eastAsia="zh-CN"/>
+        </w:rPr>
+        <w:t>2.</w:t>
+      </w:r>
+      <w:r>
+        <w:rPr>
+          <w:rFonts w:eastAsia="宋体"/>
+          <w:color w:val="0000FF"/>
+          <w:sz w:val="18"/>
+          <w:szCs w:val="18"/>
+        </w:rPr>
+        <w:t>准备 DOM 容器 创建带有固定宽高的 div 标签，作为图表渲染载体。</w:t>
+      </w:r>
+    </w:p>
+    <w:p>
+      <w:pPr>
+        <w:keepNext w:val="0"/>
+        <w:keepLines w:val="0"/>
+        <w:widowControl/>
+        <w:suppressLineNumbers w:val="0"/>
+        <w:pBdr>
+          <w:top w:val="none" w:color="auto" w:sz="0" w:space="0"/>
+          <w:left w:val="none" w:color="auto" w:sz="0" w:space="0"/>
+          <w:bottom w:val="none" w:color="auto" w:sz="0" w:space="0"/>
+          <w:right w:val="none" w:color="auto" w:sz="0" w:space="0"/>
+        </w:pBdr>
+        <w:spacing w:before="0" w:beforeAutospacing="0" w:after="0" w:afterAutospacing="0" w:line="240" w:lineRule="atLeast"/>
+        <w:ind w:left="0" w:right="0"/>
+        <w:rPr>
+          <w:rFonts w:eastAsia="宋体"/>
+          <w:color w:val="0000FF"/>
+          <w:sz w:val="18"/>
+          <w:szCs w:val="18"/>
+        </w:rPr>
+      </w:pPr>
+      <w:r>
+        <w:rPr>
+          <w:rFonts w:hint="eastAsia" w:eastAsia="宋体"/>
+          <w:color w:val="0000FF"/>
+          <w:sz w:val="18"/>
+          <w:szCs w:val="18"/>
+          <w:lang w:val="en-US" w:eastAsia="zh-CN"/>
+        </w:rPr>
+        <w:t>3.</w:t>
+      </w:r>
+      <w:r>
+        <w:rPr>
+          <w:rFonts w:eastAsia="宋体"/>
+          <w:color w:val="0000FF"/>
+          <w:sz w:val="18"/>
+          <w:szCs w:val="18"/>
+        </w:rPr>
+        <w:t>初始化 ECharts 实例 使用 echarts.init(dom元素) 创建图表对象。</w:t>
+      </w:r>
+    </w:p>
+    <w:p>
+      <w:pPr>
+        <w:keepNext w:val="0"/>
+        <w:keepLines w:val="0"/>
+        <w:widowControl/>
+        <w:suppressLineNumbers w:val="0"/>
+        <w:pBdr>
+          <w:top w:val="none" w:color="auto" w:sz="0" w:space="0"/>
+          <w:left w:val="none" w:color="auto" w:sz="0" w:space="0"/>
+          <w:bottom w:val="none" w:color="auto" w:sz="0" w:space="0"/>
+          <w:right w:val="none" w:color="auto" w:sz="0" w:space="0"/>
+        </w:pBdr>
+        <w:spacing w:before="0" w:beforeAutospacing="0" w:after="0" w:afterAutospacing="0" w:line="240" w:lineRule="atLeast"/>
+        <w:ind w:left="0" w:right="0"/>
+        <w:rPr>
+          <w:rFonts w:eastAsia="宋体"/>
+          <w:color w:val="0000FF"/>
+          <w:sz w:val="18"/>
+          <w:szCs w:val="18"/>
+        </w:rPr>
+      </w:pPr>
+      <w:r>
+        <w:rPr>
+          <w:rFonts w:hint="eastAsia" w:eastAsia="宋体"/>
+          <w:color w:val="0000FF"/>
+          <w:sz w:val="18"/>
+          <w:szCs w:val="18"/>
+          <w:lang w:val="en-US" w:eastAsia="zh-CN"/>
+        </w:rPr>
+        <w:t>4.</w:t>
+      </w:r>
+      <w:r>
+        <w:rPr>
+          <w:rFonts w:eastAsia="宋体"/>
+          <w:color w:val="0000FF"/>
+          <w:sz w:val="18"/>
+          <w:szCs w:val="18"/>
+        </w:rPr>
+        <w:t>编写配置项 option 定义图表标题、坐标轴、图例、数据、样式、交互等全部配置参数。</w:t>
+      </w:r>
+    </w:p>
+    <w:p>
+      <w:pPr>
+        <w:keepNext w:val="0"/>
+        <w:keepLines w:val="0"/>
+        <w:widowControl/>
+        <w:suppressLineNumbers w:val="0"/>
+        <w:pBdr>
+          <w:top w:val="none" w:color="auto" w:sz="0" w:space="0"/>
+          <w:left w:val="none" w:color="auto" w:sz="0" w:space="0"/>
+          <w:bottom w:val="none" w:color="auto" w:sz="0" w:space="0"/>
+          <w:right w:val="none" w:color="auto" w:sz="0" w:space="0"/>
+        </w:pBdr>
+        <w:spacing w:before="0" w:beforeAutospacing="0" w:after="0" w:afterAutospacing="0" w:line="240" w:lineRule="atLeast"/>
+        <w:ind w:left="0" w:right="0"/>
+        <w:rPr>
+          <w:rFonts w:eastAsia="宋体"/>
+          <w:color w:val="0000FF"/>
+          <w:sz w:val="18"/>
+          <w:szCs w:val="18"/>
+        </w:rPr>
+      </w:pPr>
+      <w:r>
+        <w:rPr>
+          <w:rFonts w:hint="eastAsia" w:eastAsia="宋体"/>
+          <w:color w:val="0000FF"/>
+          <w:sz w:val="18"/>
+          <w:szCs w:val="18"/>
+          <w:lang w:val="en-US" w:eastAsia="zh-CN"/>
+        </w:rPr>
+        <w:t>5.</w:t>
+      </w:r>
+      <w:r>
+        <w:rPr>
+          <w:rFonts w:eastAsia="宋体"/>
+          <w:color w:val="0000FF"/>
+          <w:sz w:val="18"/>
+          <w:szCs w:val="18"/>
+        </w:rPr>
+        <w:t>渲染绘制图表 调用实例方法 setOption(option) 完成图表绘制展示。</w:t>
+      </w:r>
+    </w:p>
+    <w:p>
+      <w:pPr>
+        <w:keepNext w:val="0"/>
+        <w:keepLines w:val="0"/>
+        <w:widowControl/>
+        <w:suppressLineNumbers w:val="0"/>
+        <w:pBdr>
+          <w:top w:val="none" w:color="auto" w:sz="0" w:space="0"/>
+          <w:left w:val="none" w:color="auto" w:sz="0" w:space="0"/>
+          <w:bottom w:val="none" w:color="auto" w:sz="0" w:space="0"/>
+          <w:right w:val="none" w:color="auto" w:sz="0" w:space="0"/>
+        </w:pBdr>
+        <w:spacing w:before="0" w:beforeAutospacing="0" w:after="0" w:afterAutospacing="0" w:line="240" w:lineRule="atLeast"/>
+        <w:ind w:left="0" w:right="0"/>
+        <w:rPr>
+          <w:rFonts w:eastAsia="宋体"/>
+          <w:color w:val="0000FF"/>
+          <w:sz w:val="18"/>
+          <w:szCs w:val="18"/>
+        </w:rPr>
+      </w:pPr>
+      <w:r>
+        <w:rPr>
+          <w:rFonts w:hint="eastAsia" w:eastAsia="宋体"/>
+          <w:color w:val="0000FF"/>
+          <w:sz w:val="18"/>
+          <w:szCs w:val="18"/>
+          <w:lang w:val="en-US" w:eastAsia="zh-CN"/>
+        </w:rPr>
+        <w:t>6.</w:t>
+      </w:r>
+      <w:r>
+        <w:rPr>
+          <w:rFonts w:eastAsia="宋体"/>
+          <w:color w:val="0000FF"/>
+          <w:sz w:val="18"/>
+          <w:szCs w:val="18"/>
+        </w:rPr>
+        <w:t>窗口自适应处理 监听窗口 resize 事件，执行 chart.resize()，实现窗口缩放时图表自动适配。</w:t>
+      </w:r>
+    </w:p>
+    <w:p>
+      <w:pPr>
+        <w:pStyle w:val="6"/>
+        <w:numPr>
+          <w:numId w:val="0"/>
+        </w:numPr>
+        <w:ind w:left="840" w:leftChars="0"/>
+      </w:pPr>
+    </w:p>
+    <w:p>
+      <w:pPr>
+        <w:pStyle w:val="6"/>
         <w:numPr>
           <w:ilvl w:val="0"/>
           <w:numId w:val="5"/>
         </w:numPr>
         <w:ind w:firstLineChars="0"/>
-      </w:pPr>
-      <w:r>
-        <w:rPr>
-          <w:rFonts w:hint="eastAsia"/>
+        <w:rPr>
+          <w:b/>
+          <w:bCs/>
+        </w:rPr>
+      </w:pPr>
+      <w:r>
+        <w:rPr>
+          <w:rFonts w:hint="eastAsia"/>
+          <w:b/>
+          <w:bCs/>
           <w:lang w:val="en-US" w:eastAsia="zh-CN"/>
         </w:rPr>
         <w:t>常用画图组件有哪些？</w:t>
+      </w:r>
+    </w:p>
+    <w:p>
+      <w:pPr>
+        <w:keepNext w:val="0"/>
+        <w:keepLines w:val="0"/>
+        <w:widowControl/>
+        <w:suppressLineNumbers w:val="0"/>
+        <w:pBdr>
+          <w:top w:val="none" w:color="auto" w:sz="0" w:space="0"/>
+          <w:left w:val="none" w:color="auto" w:sz="0" w:space="0"/>
+          <w:bottom w:val="none" w:color="auto" w:sz="0" w:space="0"/>
+          <w:right w:val="none" w:color="auto" w:sz="0" w:space="0"/>
+        </w:pBdr>
+        <w:spacing w:before="0" w:beforeAutospacing="0" w:after="0" w:afterAutospacing="0" w:line="240" w:lineRule="atLeast"/>
+        <w:ind w:left="0" w:right="0"/>
+        <w:rPr>
+          <w:rFonts w:hint="eastAsia" w:eastAsia="宋体"/>
+          <w:color w:val="0000FF"/>
+          <w:sz w:val="18"/>
+          <w:szCs w:val="18"/>
+          <w:lang w:val="en-US" w:eastAsia="zh-CN"/>
+        </w:rPr>
+      </w:pPr>
+      <w:r>
+        <w:rPr>
+          <w:rFonts w:hint="eastAsia" w:eastAsia="宋体"/>
+          <w:color w:val="0000FF"/>
+          <w:sz w:val="18"/>
+          <w:szCs w:val="18"/>
+          <w:lang w:val="en-US" w:eastAsia="zh-CN"/>
+        </w:rPr>
+        <w:t>1.title 标题组件 设置图表主标题、副标题、标题位置与文字样式。</w:t>
+      </w:r>
+    </w:p>
+    <w:p>
+      <w:pPr>
+        <w:keepNext w:val="0"/>
+        <w:keepLines w:val="0"/>
+        <w:widowControl/>
+        <w:suppressLineNumbers w:val="0"/>
+        <w:pBdr>
+          <w:top w:val="none" w:color="auto" w:sz="0" w:space="0"/>
+          <w:left w:val="none" w:color="auto" w:sz="0" w:space="0"/>
+          <w:bottom w:val="none" w:color="auto" w:sz="0" w:space="0"/>
+          <w:right w:val="none" w:color="auto" w:sz="0" w:space="0"/>
+        </w:pBdr>
+        <w:spacing w:before="0" w:beforeAutospacing="0" w:after="0" w:afterAutospacing="0" w:line="240" w:lineRule="atLeast"/>
+        <w:ind w:left="0" w:right="0"/>
+        <w:rPr>
+          <w:rFonts w:hint="eastAsia" w:eastAsia="宋体"/>
+          <w:color w:val="0000FF"/>
+          <w:sz w:val="18"/>
+          <w:szCs w:val="18"/>
+          <w:lang w:val="en-US" w:eastAsia="zh-CN"/>
+        </w:rPr>
+      </w:pPr>
+      <w:r>
+        <w:rPr>
+          <w:rFonts w:hint="eastAsia" w:eastAsia="宋体"/>
+          <w:color w:val="0000FF"/>
+          <w:sz w:val="18"/>
+          <w:szCs w:val="18"/>
+          <w:lang w:val="en-US" w:eastAsia="zh-CN"/>
+        </w:rPr>
+        <w:t>2.legend 图例组件 区分多组数据系列，支持点击显示 / 隐藏对应曲线 / 图形。</w:t>
+      </w:r>
+    </w:p>
+    <w:p>
+      <w:pPr>
+        <w:keepNext w:val="0"/>
+        <w:keepLines w:val="0"/>
+        <w:widowControl/>
+        <w:suppressLineNumbers w:val="0"/>
+        <w:pBdr>
+          <w:top w:val="none" w:color="auto" w:sz="0" w:space="0"/>
+          <w:left w:val="none" w:color="auto" w:sz="0" w:space="0"/>
+          <w:bottom w:val="none" w:color="auto" w:sz="0" w:space="0"/>
+          <w:right w:val="none" w:color="auto" w:sz="0" w:space="0"/>
+        </w:pBdr>
+        <w:spacing w:before="0" w:beforeAutospacing="0" w:after="0" w:afterAutospacing="0" w:line="240" w:lineRule="atLeast"/>
+        <w:ind w:left="0" w:right="0"/>
+        <w:rPr>
+          <w:rFonts w:hint="eastAsia" w:eastAsia="宋体"/>
+          <w:color w:val="0000FF"/>
+          <w:sz w:val="18"/>
+          <w:szCs w:val="18"/>
+          <w:lang w:val="en-US" w:eastAsia="zh-CN"/>
+        </w:rPr>
+      </w:pPr>
+      <w:r>
+        <w:rPr>
+          <w:rFonts w:hint="eastAsia" w:eastAsia="宋体"/>
+          <w:color w:val="0000FF"/>
+          <w:sz w:val="18"/>
+          <w:szCs w:val="18"/>
+          <w:lang w:val="en-US" w:eastAsia="zh-CN"/>
+        </w:rPr>
+        <w:t>3.tooltip 提示框组件 鼠标悬浮在图表上时，弹出展示对应数据详情。</w:t>
+      </w:r>
+    </w:p>
+    <w:p>
+      <w:pPr>
+        <w:keepNext w:val="0"/>
+        <w:keepLines w:val="0"/>
+        <w:widowControl/>
+        <w:suppressLineNumbers w:val="0"/>
+        <w:pBdr>
+          <w:top w:val="none" w:color="auto" w:sz="0" w:space="0"/>
+          <w:left w:val="none" w:color="auto" w:sz="0" w:space="0"/>
+          <w:bottom w:val="none" w:color="auto" w:sz="0" w:space="0"/>
+          <w:right w:val="none" w:color="auto" w:sz="0" w:space="0"/>
+        </w:pBdr>
+        <w:spacing w:before="0" w:beforeAutospacing="0" w:after="0" w:afterAutospacing="0" w:line="240" w:lineRule="atLeast"/>
+        <w:ind w:left="0" w:right="0"/>
+        <w:rPr>
+          <w:rFonts w:hint="eastAsia" w:eastAsia="宋体"/>
+          <w:color w:val="0000FF"/>
+          <w:sz w:val="18"/>
+          <w:szCs w:val="18"/>
+          <w:lang w:val="en-US" w:eastAsia="zh-CN"/>
+        </w:rPr>
+      </w:pPr>
+      <w:r>
+        <w:rPr>
+          <w:rFonts w:hint="eastAsia" w:eastAsia="宋体"/>
+          <w:color w:val="0000FF"/>
+          <w:sz w:val="18"/>
+          <w:szCs w:val="18"/>
+          <w:lang w:val="en-US" w:eastAsia="zh-CN"/>
+        </w:rPr>
+        <w:t>4.grid 网格组件 调整折线 / 柱状图绘图区域的边距、宽高，控制图表留白。</w:t>
+      </w:r>
+    </w:p>
+    <w:p>
+      <w:pPr>
+        <w:keepNext w:val="0"/>
+        <w:keepLines w:val="0"/>
+        <w:widowControl/>
+        <w:suppressLineNumbers w:val="0"/>
+        <w:pBdr>
+          <w:top w:val="none" w:color="auto" w:sz="0" w:space="0"/>
+          <w:left w:val="none" w:color="auto" w:sz="0" w:space="0"/>
+          <w:bottom w:val="none" w:color="auto" w:sz="0" w:space="0"/>
+          <w:right w:val="none" w:color="auto" w:sz="0" w:space="0"/>
+        </w:pBdr>
+        <w:spacing w:before="0" w:beforeAutospacing="0" w:after="0" w:afterAutospacing="0" w:line="240" w:lineRule="atLeast"/>
+        <w:ind w:left="0" w:right="0"/>
+        <w:rPr>
+          <w:rFonts w:hint="eastAsia" w:eastAsia="宋体"/>
+          <w:color w:val="0000FF"/>
+          <w:sz w:val="18"/>
+          <w:szCs w:val="18"/>
+          <w:lang w:val="en-US" w:eastAsia="zh-CN"/>
+        </w:rPr>
+      </w:pPr>
+      <w:r>
+        <w:rPr>
+          <w:rFonts w:hint="eastAsia" w:eastAsia="宋体"/>
+          <w:color w:val="0000FF"/>
+          <w:sz w:val="18"/>
+          <w:szCs w:val="18"/>
+          <w:lang w:val="en-US" w:eastAsia="zh-CN"/>
+        </w:rPr>
+        <w:t>5.xAxis /yAxis 坐标轴组件 x 轴类目轴（分类文字）、y 轴数值轴（数字刻度），折线、柱状图必备，饼图无坐标轴。</w:t>
+      </w:r>
+    </w:p>
+    <w:p>
+      <w:pPr>
+        <w:keepNext w:val="0"/>
+        <w:keepLines w:val="0"/>
+        <w:widowControl/>
+        <w:suppressLineNumbers w:val="0"/>
+        <w:pBdr>
+          <w:top w:val="none" w:color="auto" w:sz="0" w:space="0"/>
+          <w:left w:val="none" w:color="auto" w:sz="0" w:space="0"/>
+          <w:bottom w:val="none" w:color="auto" w:sz="0" w:space="0"/>
+          <w:right w:val="none" w:color="auto" w:sz="0" w:space="0"/>
+        </w:pBdr>
+        <w:spacing w:before="0" w:beforeAutospacing="0" w:after="0" w:afterAutospacing="0" w:line="240" w:lineRule="atLeast"/>
+        <w:ind w:left="0" w:right="0"/>
+        <w:rPr>
+          <w:rFonts w:hint="eastAsia" w:eastAsia="宋体"/>
+          <w:color w:val="0000FF"/>
+          <w:sz w:val="18"/>
+          <w:szCs w:val="18"/>
+          <w:lang w:val="en-US" w:eastAsia="zh-CN"/>
+        </w:rPr>
+      </w:pPr>
+      <w:r>
+        <w:rPr>
+          <w:rFonts w:hint="eastAsia" w:eastAsia="宋体"/>
+          <w:color w:val="0000FF"/>
+          <w:sz w:val="18"/>
+          <w:szCs w:val="18"/>
+          <w:lang w:val="en-US" w:eastAsia="zh-CN"/>
+        </w:rPr>
+        <w:t>6.series 系列组件（核心） 承载图表数据，通过 type 区分图表类型：line 折线、pie 饼图、bar 柱状图等；支持填充、堆叠、平滑曲线等样式。</w:t>
+      </w:r>
+    </w:p>
+    <w:p>
+      <w:pPr>
+        <w:keepNext w:val="0"/>
+        <w:keepLines w:val="0"/>
+        <w:widowControl/>
+        <w:suppressLineNumbers w:val="0"/>
+        <w:pBdr>
+          <w:top w:val="none" w:color="auto" w:sz="0" w:space="0"/>
+          <w:left w:val="none" w:color="auto" w:sz="0" w:space="0"/>
+          <w:bottom w:val="none" w:color="auto" w:sz="0" w:space="0"/>
+          <w:right w:val="none" w:color="auto" w:sz="0" w:space="0"/>
+        </w:pBdr>
+        <w:spacing w:before="0" w:beforeAutospacing="0" w:after="0" w:afterAutospacing="0" w:line="240" w:lineRule="atLeast"/>
+        <w:ind w:left="0" w:right="0"/>
+        <w:rPr>
+          <w:rFonts w:hint="eastAsia" w:eastAsia="宋体"/>
+          <w:color w:val="0000FF"/>
+          <w:sz w:val="18"/>
+          <w:szCs w:val="18"/>
+          <w:lang w:val="en-US" w:eastAsia="zh-CN"/>
+        </w:rPr>
+      </w:pPr>
+      <w:r>
+        <w:rPr>
+          <w:rFonts w:hint="eastAsia" w:eastAsia="宋体"/>
+          <w:color w:val="0000FF"/>
+          <w:sz w:val="18"/>
+          <w:szCs w:val="18"/>
+          <w:lang w:val="en-US" w:eastAsia="zh-CN"/>
+        </w:rPr>
+        <w:t>7.toolbox 工具栏组件 内置保存图片、数据视图、刷新、切换图表类型等快捷工具。</w:t>
+      </w:r>
+    </w:p>
+    <w:p>
+      <w:pPr>
+        <w:keepNext w:val="0"/>
+        <w:keepLines w:val="0"/>
+        <w:widowControl/>
+        <w:suppressLineNumbers w:val="0"/>
+        <w:pBdr>
+          <w:top w:val="none" w:color="auto" w:sz="0" w:space="0"/>
+          <w:left w:val="none" w:color="auto" w:sz="0" w:space="0"/>
+          <w:bottom w:val="none" w:color="auto" w:sz="0" w:space="0"/>
+          <w:right w:val="none" w:color="auto" w:sz="0" w:space="0"/>
+        </w:pBdr>
+        <w:spacing w:before="0" w:beforeAutospacing="0" w:after="0" w:afterAutospacing="0" w:line="240" w:lineRule="atLeast"/>
+        <w:ind w:left="0" w:right="0"/>
+        <w:rPr>
+          <w:rFonts w:hint="eastAsia" w:eastAsia="宋体"/>
+          <w:color w:val="0000FF"/>
+          <w:sz w:val="18"/>
+          <w:szCs w:val="18"/>
+          <w:lang w:val="en-US" w:eastAsia="zh-CN"/>
+        </w:rPr>
+      </w:pPr>
+      <w:r>
+        <w:rPr>
+          <w:rFonts w:hint="eastAsia" w:eastAsia="宋体"/>
+          <w:color w:val="0000FF"/>
+          <w:sz w:val="18"/>
+          <w:szCs w:val="18"/>
+          <w:lang w:val="en-US" w:eastAsia="zh-CN"/>
+        </w:rPr>
+        <w:t>8.dataZoom 数据缩放组件 提供滑动条，用于大数据区间筛选、局部查看数据。</w:t>
+      </w:r>
+    </w:p>
+    <w:p>
+      <w:pPr>
+        <w:keepNext w:val="0"/>
+        <w:keepLines w:val="0"/>
+        <w:widowControl/>
+        <w:suppressLineNumbers w:val="0"/>
+        <w:pBdr>
+          <w:top w:val="none" w:color="auto" w:sz="0" w:space="0"/>
+          <w:left w:val="none" w:color="auto" w:sz="0" w:space="0"/>
+          <w:bottom w:val="none" w:color="auto" w:sz="0" w:space="0"/>
+          <w:right w:val="none" w:color="auto" w:sz="0" w:space="0"/>
+        </w:pBdr>
+        <w:spacing w:before="0" w:beforeAutospacing="0" w:after="0" w:afterAutospacing="0" w:line="240" w:lineRule="atLeast"/>
+        <w:ind w:left="0" w:right="0"/>
+        <w:rPr>
+          <w:rFonts w:hint="eastAsia" w:eastAsia="宋体"/>
+          <w:color w:val="0000FF"/>
+          <w:sz w:val="18"/>
+          <w:szCs w:val="18"/>
+          <w:lang w:val="en-US" w:eastAsia="zh-CN"/>
+        </w:rPr>
+      </w:pPr>
+      <w:r>
+        <w:rPr>
+          <w:rFonts w:hint="eastAsia" w:eastAsia="宋体"/>
+          <w:color w:val="0000FF"/>
+          <w:sz w:val="18"/>
+          <w:szCs w:val="18"/>
+          <w:lang w:val="en-US" w:eastAsia="zh-CN"/>
+        </w:rPr>
+        <w:t>9.markPoint /markLine 标记组件 markPoint 标记最大值、最小值点；markLine 绘制平均值、阈值标线。</w:t>
+      </w:r>
+    </w:p>
+    <w:p>
+      <w:pPr>
+        <w:keepNext w:val="0"/>
+        <w:keepLines w:val="0"/>
+        <w:widowControl/>
+        <w:suppressLineNumbers w:val="0"/>
+        <w:pBdr>
+          <w:top w:val="none" w:color="auto" w:sz="0" w:space="0"/>
+          <w:left w:val="none" w:color="auto" w:sz="0" w:space="0"/>
+          <w:bottom w:val="none" w:color="auto" w:sz="0" w:space="0"/>
+          <w:right w:val="none" w:color="auto" w:sz="0" w:space="0"/>
+        </w:pBdr>
+        <w:spacing w:before="0" w:beforeAutospacing="0" w:after="0" w:afterAutospacing="0" w:line="240" w:lineRule="atLeast"/>
+        <w:ind w:left="0" w:right="0"/>
+        <w:rPr>
+          <w:rFonts w:hint="eastAsia" w:eastAsia="宋体"/>
+          <w:color w:val="0000FF"/>
+          <w:sz w:val="18"/>
+          <w:szCs w:val="18"/>
+          <w:lang w:val="en-US" w:eastAsia="zh-CN"/>
+        </w:rPr>
+      </w:pPr>
+      <w:r>
+        <w:rPr>
+          <w:rFonts w:hint="eastAsia" w:eastAsia="宋体"/>
+          <w:color w:val="0000FF"/>
+          <w:sz w:val="18"/>
+          <w:szCs w:val="18"/>
+          <w:lang w:val="en-US" w:eastAsia="zh-CN"/>
+        </w:rPr>
+        <w:t>10.graphic 自定义图形组件 自定义添加文字、线条、矩形等装饰元素。</w:t>
       </w:r>
     </w:p>
     <w:p>
@@ -1539,6 +2138,221 @@
       </w:r>
       <w:bookmarkEnd w:id="8"/>
       <w:bookmarkEnd w:id="9"/>
+    </w:p>
+    <w:p>
+      <w:pPr>
+        <w:keepNext w:val="0"/>
+        <w:keepLines w:val="0"/>
+        <w:pageBreakBefore w:val="0"/>
+        <w:widowControl/>
+        <w:suppressLineNumbers w:val="0"/>
+        <w:pBdr>
+          <w:top w:val="none" w:color="auto" w:sz="0" w:space="0"/>
+          <w:left w:val="none" w:color="auto" w:sz="0" w:space="0"/>
+          <w:bottom w:val="none" w:color="auto" w:sz="0" w:space="0"/>
+          <w:right w:val="none" w:color="auto" w:sz="0" w:space="0"/>
+        </w:pBdr>
+        <w:kinsoku/>
+        <w:wordWrap/>
+        <w:overflowPunct/>
+        <w:topLinePunct w:val="0"/>
+        <w:autoSpaceDE/>
+        <w:autoSpaceDN/>
+        <w:bidi w:val="0"/>
+        <w:adjustRightInd/>
+        <w:snapToGrid/>
+        <w:spacing w:before="0" w:beforeAutospacing="0" w:after="0" w:afterAutospacing="0" w:line="240" w:lineRule="atLeast"/>
+        <w:ind w:left="0" w:right="0" w:firstLine="360" w:firstLineChars="200"/>
+        <w:textAlignment w:val="auto"/>
+        <w:rPr>
+          <w:rFonts w:eastAsia="宋体"/>
+          <w:color w:val="0000FF"/>
+          <w:sz w:val="18"/>
+          <w:szCs w:val="18"/>
+        </w:rPr>
+      </w:pPr>
+      <w:r>
+        <w:rPr>
+          <w:rFonts w:eastAsia="宋体"/>
+          <w:color w:val="0000FF"/>
+          <w:sz w:val="18"/>
+          <w:szCs w:val="18"/>
+          <w:lang w:val="en-US" w:eastAsia="zh-CN"/>
+        </w:rPr>
+        <w:t>本次 Web 技术基础实验四基于 ECharts 5.4.3 完成数据可视化开发，在原有 V3.0 课程网站项目基础上迭代升级为 V4.0 版本，完成基础折线图、堆叠折线图、区域面积图、环形饼图四类图表的编写与展示，完整掌握 ECharts 图表开发全流程。</w:t>
+      </w:r>
+    </w:p>
+    <w:p>
+      <w:pPr>
+        <w:keepNext w:val="0"/>
+        <w:keepLines w:val="0"/>
+        <w:pageBreakBefore w:val="0"/>
+        <w:widowControl/>
+        <w:suppressLineNumbers w:val="0"/>
+        <w:pBdr>
+          <w:top w:val="none" w:color="auto" w:sz="0" w:space="0"/>
+          <w:left w:val="none" w:color="auto" w:sz="0" w:space="0"/>
+          <w:bottom w:val="none" w:color="auto" w:sz="0" w:space="0"/>
+          <w:right w:val="none" w:color="auto" w:sz="0" w:space="0"/>
+        </w:pBdr>
+        <w:kinsoku/>
+        <w:wordWrap/>
+        <w:overflowPunct/>
+        <w:topLinePunct w:val="0"/>
+        <w:autoSpaceDE/>
+        <w:autoSpaceDN/>
+        <w:bidi w:val="0"/>
+        <w:adjustRightInd/>
+        <w:snapToGrid/>
+        <w:spacing w:before="0" w:beforeAutospacing="0" w:after="0" w:afterAutospacing="0" w:line="240" w:lineRule="atLeast"/>
+        <w:ind w:left="0" w:right="0" w:firstLine="360" w:firstLineChars="200"/>
+        <w:textAlignment w:val="auto"/>
+        <w:rPr>
+          <w:rFonts w:eastAsia="宋体"/>
+          <w:color w:val="0000FF"/>
+          <w:sz w:val="18"/>
+          <w:szCs w:val="18"/>
+        </w:rPr>
+      </w:pPr>
+      <w:r>
+        <w:rPr>
+          <w:rFonts w:eastAsia="宋体"/>
+          <w:color w:val="0000FF"/>
+          <w:sz w:val="18"/>
+          <w:szCs w:val="18"/>
+          <w:lang w:val="en-US" w:eastAsia="zh-CN"/>
+        </w:rPr>
+        <w:t>实验前期，我完成项目备份并修改页面标题，新增 ECharts 图表独立页面，引入 ECharts CDN 资源搭建可视化环境。开发过程中，依次实现多种图表效果：配置平滑折线、区域填充样式完成基础折线图；利用 stack 堆叠属性实现多产品线堆叠折线图；通过双系列面积填充绘制两年气温对比面积图；设置饼图内外半径制作环形销售占比饼图，同时对标题、图例、悬浮提示框、网格、数据标签等组件进行自定义配置，实现数据展示、悬浮弹窗、窗口自适应等交互效果。</w:t>
+      </w:r>
+    </w:p>
+    <w:p>
+      <w:pPr>
+        <w:keepNext w:val="0"/>
+        <w:keepLines w:val="0"/>
+        <w:pageBreakBefore w:val="0"/>
+        <w:widowControl/>
+        <w:suppressLineNumbers w:val="0"/>
+        <w:pBdr>
+          <w:top w:val="none" w:color="auto" w:sz="0" w:space="0"/>
+          <w:left w:val="none" w:color="auto" w:sz="0" w:space="0"/>
+          <w:bottom w:val="none" w:color="auto" w:sz="0" w:space="0"/>
+          <w:right w:val="none" w:color="auto" w:sz="0" w:space="0"/>
+        </w:pBdr>
+        <w:kinsoku/>
+        <w:wordWrap/>
+        <w:overflowPunct/>
+        <w:topLinePunct w:val="0"/>
+        <w:autoSpaceDE/>
+        <w:autoSpaceDN/>
+        <w:bidi w:val="0"/>
+        <w:adjustRightInd/>
+        <w:snapToGrid/>
+        <w:spacing w:before="0" w:beforeAutospacing="0" w:after="0" w:afterAutospacing="0" w:line="240" w:lineRule="atLeast"/>
+        <w:ind w:left="0" w:right="0" w:firstLine="360" w:firstLineChars="200"/>
+        <w:textAlignment w:val="auto"/>
+        <w:rPr>
+          <w:rFonts w:eastAsia="宋体"/>
+          <w:color w:val="0000FF"/>
+          <w:sz w:val="18"/>
+          <w:szCs w:val="18"/>
+        </w:rPr>
+      </w:pPr>
+      <w:r>
+        <w:rPr>
+          <w:rFonts w:eastAsia="宋体"/>
+          <w:color w:val="0000FF"/>
+          <w:sz w:val="18"/>
+          <w:szCs w:val="18"/>
+          <w:lang w:val="en-US" w:eastAsia="zh-CN"/>
+        </w:rPr>
+        <w:t>通过本次实操，我理清了 ECharts 标准开发步骤，熟练掌握 title、legend、tooltip、grid、xAxis、series、toolbox 等核心组件的配置用法，理解平滑曲线、区域填充、数据堆叠、环形饼图等关键样式参数的作用，分清折线类图表与饼图在坐标轴、数据结构上的区别。同时巩固了 HTML、JavaScript 基础，结合 iframe 页面嵌套结构完成网站导航联动，实现图表页面与原有课表、教材、备忘录页面互通。</w:t>
+      </w:r>
+    </w:p>
+    <w:p>
+      <w:pPr>
+        <w:keepNext w:val="0"/>
+        <w:keepLines w:val="0"/>
+        <w:pageBreakBefore w:val="0"/>
+        <w:widowControl/>
+        <w:suppressLineNumbers w:val="0"/>
+        <w:pBdr>
+          <w:top w:val="none" w:color="auto" w:sz="0" w:space="0"/>
+          <w:left w:val="none" w:color="auto" w:sz="0" w:space="0"/>
+          <w:bottom w:val="none" w:color="auto" w:sz="0" w:space="0"/>
+          <w:right w:val="none" w:color="auto" w:sz="0" w:space="0"/>
+        </w:pBdr>
+        <w:kinsoku/>
+        <w:wordWrap/>
+        <w:overflowPunct/>
+        <w:topLinePunct w:val="0"/>
+        <w:autoSpaceDE/>
+        <w:autoSpaceDN/>
+        <w:bidi w:val="0"/>
+        <w:adjustRightInd/>
+        <w:snapToGrid/>
+        <w:spacing w:before="0" w:beforeAutospacing="0" w:after="0" w:afterAutospacing="0" w:line="240" w:lineRule="atLeast"/>
+        <w:ind w:left="0" w:right="0" w:firstLine="360" w:firstLineChars="200"/>
+        <w:textAlignment w:val="auto"/>
+        <w:rPr>
+          <w:rFonts w:eastAsia="宋体"/>
+          <w:color w:val="0000FF"/>
+          <w:sz w:val="18"/>
+          <w:szCs w:val="18"/>
+        </w:rPr>
+      </w:pPr>
+      <w:r>
+        <w:rPr>
+          <w:rFonts w:eastAsia="宋体"/>
+          <w:color w:val="0000FF"/>
+          <w:sz w:val="18"/>
+          <w:szCs w:val="18"/>
+          <w:lang w:val="en-US" w:eastAsia="zh-CN"/>
+        </w:rPr>
+        <w:t>实验过程中也遇到一些问题，例如图表窗口缩放变形、堆叠提示框总计数据计算错误、饼图标签重叠等，通过调整 grid 边距、自定义 tooltip 格式化函数、优化饼图 label 布局逐一解决，提升了代码调试与问题排查能力。</w:t>
+      </w:r>
+    </w:p>
+    <w:p>
+      <w:pPr>
+        <w:keepNext w:val="0"/>
+        <w:keepLines w:val="0"/>
+        <w:pageBreakBefore w:val="0"/>
+        <w:widowControl/>
+        <w:suppressLineNumbers w:val="0"/>
+        <w:pBdr>
+          <w:top w:val="none" w:color="auto" w:sz="0" w:space="0"/>
+          <w:left w:val="none" w:color="auto" w:sz="0" w:space="0"/>
+          <w:bottom w:val="none" w:color="auto" w:sz="0" w:space="0"/>
+          <w:right w:val="none" w:color="auto" w:sz="0" w:space="0"/>
+        </w:pBdr>
+        <w:kinsoku/>
+        <w:wordWrap/>
+        <w:overflowPunct/>
+        <w:topLinePunct w:val="0"/>
+        <w:autoSpaceDE/>
+        <w:autoSpaceDN/>
+        <w:bidi w:val="0"/>
+        <w:adjustRightInd/>
+        <w:snapToGrid/>
+        <w:spacing w:before="0" w:beforeAutospacing="0" w:after="0" w:afterAutospacing="0" w:line="240" w:lineRule="atLeast"/>
+        <w:ind w:left="0" w:right="0" w:firstLine="360" w:firstLineChars="200"/>
+        <w:textAlignment w:val="auto"/>
+        <w:rPr>
+          <w:rFonts w:eastAsia="宋体"/>
+          <w:color w:val="0000FF"/>
+          <w:sz w:val="18"/>
+          <w:szCs w:val="18"/>
+        </w:rPr>
+      </w:pPr>
+      <w:r>
+        <w:rPr>
+          <w:rFonts w:eastAsia="宋体"/>
+          <w:color w:val="0000FF"/>
+          <w:sz w:val="18"/>
+          <w:szCs w:val="18"/>
+          <w:lang w:val="en-US" w:eastAsia="zh-CN"/>
+        </w:rPr>
+        <w:t>本次实验让我认识到 ECharts 具备极强的复用性，仅修改 series 的 type 与数据即可快速切换图表类型，适合网页数据可视化场景。后续我会进一步学习 toolbox 工具栏、dataZoom 数据缩放、自定义标记线等拓展功能，加深前端可视化开发能力。</w:t>
+      </w:r>
     </w:p>
     <w:p>
       <w:pPr>
@@ -2324,7 +3138,25 @@
       </w:tblCellMar>
     </w:tblPr>
   </w:style>
-  <w:style w:type="paragraph" w:styleId="4">
+  <w:style w:type="character" w:styleId="4">
+    <w:name w:val="Strong"/>
+    <w:basedOn w:val="3"/>
+    <w:qFormat/>
+    <w:uiPriority w:val="0"/>
+    <w:rPr>
+      <w:b/>
+    </w:rPr>
+  </w:style>
+  <w:style w:type="character" w:styleId="5">
+    <w:name w:val="HTML Code"/>
+    <w:basedOn w:val="3"/>
+    <w:uiPriority w:val="0"/>
+    <w:rPr>
+      <w:rFonts w:ascii="Courier New" w:hAnsi="Courier New"/>
+      <w:sz w:val="20"/>
+    </w:rPr>
+  </w:style>
+  <w:style w:type="paragraph" w:styleId="6">
     <w:name w:val="List Paragraph"/>
     <w:basedOn w:val="1"/>
     <w:autoRedefine/>
